--- a/docs/산출물/5주차/3.모델링 및 평가_자체 LLM 인공지능.docx
+++ b/docs/산출물/5주차/3.모델링 및 평가_자체 LLM 인공지능.docx
@@ -752,7 +752,7 @@
                 <w:sz w:val="20"/>
                 <w:szCs w:val="20"/>
               </w:rPr>
-              <w:t xml:space="preserve">- doc_summary: 문서 요약 (원문 핵심 요약 텍스트)</w:t>
+              <w:t xml:space="preserve">- doc_summary: 문서 요약 (태그: #태그1 #태그2 ... + 요약: 2~3문장 형식)</w:t>
             </w:r>
           </w:p>
           <w:p>
@@ -1578,7 +1578,7 @@
                 <w:sz w:val="20"/>
                 <w:szCs w:val="20"/>
               </w:rPr>
-              <w:t xml:space="preserve">이와 같은 형식으로 총 11,258건의 학습 데이터를 마련한 후, JSONL 형태로 정리했습니다.</w:t>
+              <w:t xml:space="preserve">이와 같은 형식으로 총 11,556건의 학습 데이터를 마련한 후, JSONL 형태로 정리했습니다.</w:t>
             </w:r>
           </w:p>
           <w:p>
@@ -2164,7 +2164,7 @@
                       <w:sz w:val="18"/>
                       <w:szCs w:val="18"/>
                     </w:rPr>
-                    <w:t xml:space="preserve">의도 분류 개선 (증강)</w:t>
+                    <w:t xml:space="preserve">의도 분류 v2 (멀티 LLM 혼합 생성)</w:t>
                   </w:r>
                 </w:p>
               </w:tc>
@@ -2820,7 +2820,7 @@
                       <w:sz w:val="18"/>
                       <w:szCs w:val="18"/>
                     </w:rPr>
-                    <w:t xml:space="preserve">702건</w:t>
+                    <w:t xml:space="preserve">1,000건</w:t>
                   </w:r>
                 </w:p>
               </w:tc>
@@ -2892,7 +2892,7 @@
                       <w:sz w:val="18"/>
                       <w:szCs w:val="18"/>
                     </w:rPr>
-                    <w:t xml:space="preserve">문서 요약 모델 학습</w:t>
+                    <w:t xml:space="preserve">문서 요약 LoRA v2 (신지용 재수집)</w:t>
                   </w:r>
                 </w:p>
               </w:tc>
@@ -2973,6 +2973,314 @@
         </w:tc>
       </w:tr>
     </w:tbl>
+    <w:p>
+      <w:pPr>
+        <w:spacing w:after="80" w:before="200"/>
+        <w:jc w:val="left"/>
+      </w:pPr>
+      <w:r>
+        <w:rPr>
+          <w:rFonts w:ascii="맑은 고딕" w:cs="맑은 고딕" w:eastAsia="맑은 고딕" w:hAnsi="맑은 고딕"/>
+          <w:b w:val="false"/>
+          <w:bCs w:val="false"/>
+          <w:i w:val="false"/>
+          <w:iCs w:val="false"/>
+          <w:sz w:val="20"/>
+          <w:szCs w:val="20"/>
+        </w:rPr>
+        <w:t xml:space="preserve"/>
+      </w:r>
+    </w:p>
+    <w:p>
+      <w:pPr>
+        <w:shd w:fill="F0F0F0" w:val="clear"/>
+        <w:spacing w:after="80" w:before="100"/>
+        <w:jc w:val="left"/>
+      </w:pPr>
+      <w:r>
+        <w:rPr>
+          <w:rFonts w:ascii="맑은 고딕" w:cs="맑은 고딕" w:eastAsia="맑은 고딕" w:hAnsi="맑은 고딕"/>
+          <w:b/>
+          <w:bCs/>
+          <w:i w:val="false"/>
+          <w:iCs w:val="false"/>
+          <w:sz w:val="22"/>
+          <w:szCs w:val="22"/>
+        </w:rPr>
+        <w:t xml:space="preserve">Intent 분류 모델 (신지용)</w:t>
+      </w:r>
+    </w:p>
+    <w:p>
+      <w:pPr>
+        <w:spacing w:after="40" w:before="0"/>
+        <w:jc w:val="left"/>
+      </w:pPr>
+      <w:r>
+        <w:rPr>
+          <w:rFonts w:ascii="맑은 고딕" w:cs="맑은 고딕" w:eastAsia="맑은 고딕" w:hAnsi="맑은 고딕"/>
+          <w:b w:val="false"/>
+          <w:bCs w:val="false"/>
+          <w:i w:val="false"/>
+          <w:iCs w:val="false"/>
+          <w:sz w:val="20"/>
+          <w:szCs w:val="20"/>
+        </w:rPr>
+        <w:t xml:space="preserve">  ● 모델 목적: 사용자 발화를 8개 의도(규정질의, 문서생성, 문서요약, 문서QA, 일정관리, 이메일, 회의, 일반대화)로 분류하여 적절한 Agent로 라우팅</w:t>
+      </w:r>
+    </w:p>
+    <w:p>
+      <w:pPr>
+        <w:spacing w:after="40" w:before="0"/>
+        <w:jc w:val="left"/>
+      </w:pPr>
+      <w:r>
+        <w:rPr>
+          <w:rFonts w:ascii="맑은 고딕" w:cs="맑은 고딕" w:eastAsia="맑은 고딕" w:hAnsi="맑은 고딕"/>
+          <w:b w:val="false"/>
+          <w:bCs w:val="false"/>
+          <w:i w:val="false"/>
+          <w:iCs w:val="false"/>
+          <w:sz w:val="20"/>
+          <w:szCs w:val="20"/>
+        </w:rPr>
+        <w:t xml:space="preserve">  ● 비교 모델 3종: klue/bert-base, koelectra-base-v3, distilkobert</w:t>
+      </w:r>
+    </w:p>
+    <w:p>
+      <w:pPr>
+        <w:spacing w:after="40" w:before="0"/>
+        <w:jc w:val="left"/>
+      </w:pPr>
+      <w:r>
+        <w:rPr>
+          <w:rFonts w:ascii="맑은 고딕" w:cs="맑은 고딕" w:eastAsia="맑은 고딕" w:hAnsi="맑은 고딕"/>
+          <w:b w:val="false"/>
+          <w:bCs w:val="false"/>
+          <w:i w:val="false"/>
+          <w:iCs w:val="false"/>
+          <w:sz w:val="20"/>
+          <w:szCs w:val="20"/>
+        </w:rPr>
+        <w:t xml:space="preserve">  ● 학습 데이터: v2 2,898건 (멀티 LLM 혼합 생성 — Claude, GPT, Gemini 분업 + 교차 검증)</w:t>
+      </w:r>
+    </w:p>
+    <w:p>
+      <w:pPr>
+        <w:spacing w:after="40" w:before="0"/>
+        <w:jc w:val="left"/>
+      </w:pPr>
+      <w:r>
+        <w:rPr>
+          <w:rFonts w:ascii="맑은 고딕" w:cs="맑은 고딕" w:eastAsia="맑은 고딕" w:hAnsi="맑은 고딕"/>
+          <w:b w:val="false"/>
+          <w:bCs w:val="false"/>
+          <w:i w:val="false"/>
+          <w:iCs w:val="false"/>
+          <w:sz w:val="20"/>
+          <w:szCs w:val="20"/>
+        </w:rPr>
+        <w:t xml:space="preserve">  ● 데이터 분할: Train 2,327건 / Val 285건 / Test 286건 (80/10/10)</w:t>
+      </w:r>
+    </w:p>
+    <w:p>
+      <w:pPr>
+        <w:spacing w:after="80" w:before="0"/>
+        <w:jc w:val="left"/>
+      </w:pPr>
+      <w:r>
+        <w:rPr>
+          <w:rFonts w:ascii="맑은 고딕" w:cs="맑은 고딕" w:eastAsia="맑은 고딕" w:hAnsi="맑은 고딕"/>
+          <w:b w:val="false"/>
+          <w:bCs w:val="false"/>
+          <w:i w:val="false"/>
+          <w:iCs w:val="false"/>
+          <w:sz w:val="20"/>
+          <w:szCs w:val="20"/>
+        </w:rPr>
+        <w:t xml:space="preserve">  ● 증강 기법: 경계 케이스, 적대적 패턴, 다중 의도, 초단문, 격식체/비격식체</w:t>
+      </w:r>
+    </w:p>
+    <w:p>
+      <w:pPr>
+        <w:spacing w:after="80" w:before="200"/>
+        <w:jc w:val="left"/>
+      </w:pPr>
+      <w:r>
+        <w:rPr>
+          <w:rFonts w:ascii="맑은 고딕" w:cs="맑은 고딕" w:eastAsia="맑은 고딕" w:hAnsi="맑은 고딕"/>
+          <w:b w:val="false"/>
+          <w:bCs w:val="false"/>
+          <w:i w:val="false"/>
+          <w:iCs w:val="false"/>
+          <w:sz w:val="20"/>
+          <w:szCs w:val="20"/>
+        </w:rPr>
+        <w:t xml:space="preserve"/>
+      </w:r>
+    </w:p>
+    <w:p>
+      <w:pPr>
+        <w:shd w:fill="F0F0F0" w:val="clear"/>
+        <w:spacing w:after="80" w:before="100"/>
+        <w:jc w:val="left"/>
+      </w:pPr>
+      <w:r>
+        <w:rPr>
+          <w:rFonts w:ascii="맑은 고딕" w:cs="맑은 고딕" w:eastAsia="맑은 고딕" w:hAnsi="맑은 고딕"/>
+          <w:b/>
+          <w:bCs/>
+          <w:i w:val="false"/>
+          <w:iCs w:val="false"/>
+          <w:sz w:val="22"/>
+          <w:szCs w:val="22"/>
+        </w:rPr>
+        <w:t xml:space="preserve">Document Summary LoRA v2 (신지용)</w:t>
+      </w:r>
+    </w:p>
+    <w:p>
+      <w:pPr>
+        <w:spacing w:after="40" w:before="0"/>
+        <w:jc w:val="left"/>
+      </w:pPr>
+      <w:r>
+        <w:rPr>
+          <w:rFonts w:ascii="맑은 고딕" w:cs="맑은 고딕" w:eastAsia="맑은 고딕" w:hAnsi="맑은 고딕"/>
+          <w:b w:val="false"/>
+          <w:bCs w:val="false"/>
+          <w:i w:val="false"/>
+          <w:iCs w:val="false"/>
+          <w:sz w:val="20"/>
+          <w:szCs w:val="20"/>
+        </w:rPr>
+        <w:t xml:space="preserve">  ● 모델 목적: 업로드된 문서를 태그+요약 형식으로 요약하는 sLLM (외부 API 없이 온프레미스 동작)</w:t>
+      </w:r>
+    </w:p>
+    <w:p>
+      <w:pPr>
+        <w:spacing w:after="40" w:before="0"/>
+        <w:jc w:val="left"/>
+      </w:pPr>
+      <w:r>
+        <w:rPr>
+          <w:rFonts w:ascii="맑은 고딕" w:cs="맑은 고딕" w:eastAsia="맑은 고딕" w:hAnsi="맑은 고딕"/>
+          <w:b w:val="false"/>
+          <w:bCs w:val="false"/>
+          <w:i w:val="false"/>
+          <w:iCs w:val="false"/>
+          <w:sz w:val="20"/>
+          <w:szCs w:val="20"/>
+        </w:rPr>
+        <w:t xml:space="preserve">  ● 베이스 모델: Kanana-1.5-8B-Instruct (kakaocorp)</w:t>
+      </w:r>
+    </w:p>
+    <w:p>
+      <w:pPr>
+        <w:spacing w:after="40" w:before="0"/>
+        <w:jc w:val="left"/>
+      </w:pPr>
+      <w:r>
+        <w:rPr>
+          <w:rFonts w:ascii="맑은 고딕" w:cs="맑은 고딕" w:eastAsia="맑은 고딕" w:hAnsi="맑은 고딕"/>
+          <w:b w:val="false"/>
+          <w:bCs w:val="false"/>
+          <w:i w:val="false"/>
+          <w:iCs w:val="false"/>
+          <w:sz w:val="20"/>
+          <w:szCs w:val="20"/>
+        </w:rPr>
+        <w:t xml:space="preserve">  ● 파인튜닝: QLoRA 4-bit (r=16, alpha=32, dropout=0.05, epoch=5, lr=1e-4)</w:t>
+      </w:r>
+    </w:p>
+    <w:p>
+      <w:pPr>
+        <w:spacing w:after="40" w:before="0"/>
+        <w:jc w:val="left"/>
+      </w:pPr>
+      <w:r>
+        <w:rPr>
+          <w:rFonts w:ascii="맑은 고딕" w:cs="맑은 고딕" w:eastAsia="맑은 고딕" w:hAnsi="맑은 고딕"/>
+          <w:b w:val="false"/>
+          <w:bCs w:val="false"/>
+          <w:i w:val="false"/>
+          <w:iCs w:val="false"/>
+          <w:sz w:val="20"/>
+          <w:szCs w:val="20"/>
+        </w:rPr>
+        <w:t xml:space="preserve">  ● 학습 DB 규모: 1,000건 (AI Hub 요약 데이터 300건 + GPT-4o 합성 700건)</w:t>
+      </w:r>
+    </w:p>
+    <w:p>
+      <w:pPr>
+        <w:spacing w:after="40" w:before="0"/>
+        <w:jc w:val="left"/>
+      </w:pPr>
+      <w:r>
+        <w:rPr>
+          <w:rFonts w:ascii="맑은 고딕" w:cs="맑은 고딕" w:eastAsia="맑은 고딕" w:hAnsi="맑은 고딕"/>
+          <w:b w:val="false"/>
+          <w:bCs w:val="false"/>
+          <w:i w:val="false"/>
+          <w:iCs w:val="false"/>
+          <w:sz w:val="20"/>
+          <w:szCs w:val="20"/>
+        </w:rPr>
+        <w:t xml:space="preserve">  ● 출력 형식: “태그: #태그1 #태그2 ... (3~7개)\n요약: 2~3문장”</w:t>
+      </w:r>
+    </w:p>
+    <w:p>
+      <w:pPr>
+        <w:spacing w:after="40" w:before="0"/>
+        <w:jc w:val="left"/>
+      </w:pPr>
+      <w:r>
+        <w:rPr>
+          <w:rFonts w:ascii="맑은 고딕" w:cs="맑은 고딕" w:eastAsia="맑은 고딕" w:hAnsi="맑은 고딕"/>
+          <w:b w:val="false"/>
+          <w:bCs w:val="false"/>
+          <w:i w:val="false"/>
+          <w:iCs w:val="false"/>
+          <w:sz w:val="20"/>
+          <w:szCs w:val="20"/>
+        </w:rPr>
+        <w:t xml:space="preserve">  ● max_length: 8,192 tokens (입력 문서 최대 10,000자, Kanana 토크나이저 1자 ≈ 0.6 토큰)</w:t>
+      </w:r>
+    </w:p>
+    <w:p>
+      <w:pPr>
+        <w:spacing w:after="40" w:before="0"/>
+        <w:jc w:val="left"/>
+      </w:pPr>
+      <w:r>
+        <w:rPr>
+          <w:rFonts w:ascii="맑은 고딕" w:cs="맑은 고딕" w:eastAsia="맑은 고딕" w:hAnsi="맑은 고딕"/>
+          <w:b w:val="false"/>
+          <w:bCs w:val="false"/>
+          <w:i w:val="false"/>
+          <w:iCs w:val="false"/>
+          <w:sz w:val="20"/>
+          <w:szCs w:val="20"/>
+        </w:rPr>
+        <w:t xml:space="preserve">  ● 서빙: vLLM + LoRA 어댑터 (v2_generate, v2_summary 동시 로드)</w:t>
+      </w:r>
+    </w:p>
+    <w:p>
+      <w:pPr>
+        <w:spacing w:after="40" w:before="0"/>
+        <w:jc w:val="left"/>
+      </w:pPr>
+      <w:r>
+        <w:rPr>
+          <w:rFonts w:ascii="맑은 고딕" w:cs="맑은 고딕" w:eastAsia="맑은 고딕" w:hAnsi="맑은 고딕"/>
+          <w:b w:val="false"/>
+          <w:bCs w:val="false"/>
+          <w:i w:val="false"/>
+          <w:iCs w:val="false"/>
+          <w:sz w:val="20"/>
+          <w:szCs w:val="20"/>
+        </w:rPr>
+        <w:t xml:space="preserve">  ● 평가 지표: ROUGE-L, 포맷 준수율(태그+요약), 태그 개수 준수율, 길이별 성능 분석</w:t>
+      </w:r>
+    </w:p>
     <w:sectPr>
       <w:footerReference w:type="default" r:id="rId7"/>
       <w:pgSz w:w="11906" w:h="16838" w:orient="portrait"/>

--- a/docs/산출물/5주차/3.모델링 및 평가_자체 LLM 인공지능.docx
+++ b/docs/산출물/5주차/3.모델링 및 평가_자체 LLM 인공지능.docx
@@ -1578,7 +1578,7 @@
                 <w:sz w:val="20"/>
                 <w:szCs w:val="20"/>
               </w:rPr>
-              <w:t xml:space="preserve">이와 같은 형식으로 총 11,556건의 학습 데이터를 마련한 후, JSONL 형태로 정리했습니다.</w:t>
+              <w:t xml:space="preserve">이와 같은 형식으로 총 9,675건의 학습 데이터를 마련한 후, JSONL 형태로 정리했습니다.</w:t>
             </w:r>
           </w:p>
           <w:p>
@@ -1801,188 +1801,6 @@
                       <w:szCs w:val="18"/>
                     </w:rPr>
                     <w:t xml:space="preserve">용도</w:t>
-                  </w:r>
-                </w:p>
-              </w:tc>
-            </w:tr>
-            <w:tr>
-              <w:tc>
-                <w:tcPr>
-                  <w:tcW w:type="dxa" w:w="900"/>
-                  <w:tcBorders>
-                    <w:top w:val="single" w:color="BBBBBB" w:sz="1"/>
-                    <w:left w:val="single" w:color="BBBBBB" w:sz="1"/>
-                    <w:bottom w:val="single" w:color="BBBBBB" w:sz="1"/>
-                    <w:right w:val="single" w:color="BBBBBB" w:sz="1"/>
-                  </w:tcBorders>
-                  <w:tcMar>
-                    <w:top w:type="dxa" w:w="50"/>
-                    <w:left w:type="dxa" w:w="80"/>
-                    <w:bottom w:type="dxa" w:w="50"/>
-                    <w:right w:type="dxa" w:w="80"/>
-                  </w:tcMar>
-                  <w:vAlign w:val="center"/>
-                </w:tcPr>
-                <w:p>
-                  <w:pPr>
-                    <w:spacing w:after="80" w:before="0"/>
-                    <w:jc w:val="center"/>
-                  </w:pPr>
-                  <w:r>
-                    <w:rPr>
-                      <w:rFonts w:ascii="맑은 고딕" w:cs="맑은 고딕" w:eastAsia="맑은 고딕" w:hAnsi="맑은 고딕"/>
-                      <w:b w:val="false"/>
-                      <w:bCs w:val="false"/>
-                      <w:i w:val="false"/>
-                      <w:iCs w:val="false"/>
-                      <w:sz w:val="18"/>
-                      <w:szCs w:val="18"/>
-                    </w:rPr>
-                    <w:t xml:space="preserve">신지용</w:t>
-                  </w:r>
-                </w:p>
-              </w:tc>
-              <w:tc>
-                <w:tcPr>
-                  <w:tcW w:type="dxa" w:w="1200"/>
-                  <w:tcBorders>
-                    <w:top w:val="single" w:color="BBBBBB" w:sz="1"/>
-                    <w:left w:val="single" w:color="BBBBBB" w:sz="1"/>
-                    <w:bottom w:val="single" w:color="BBBBBB" w:sz="1"/>
-                    <w:right w:val="single" w:color="BBBBBB" w:sz="1"/>
-                  </w:tcBorders>
-                  <w:tcMar>
-                    <w:top w:type="dxa" w:w="50"/>
-                    <w:left w:type="dxa" w:w="80"/>
-                    <w:bottom w:type="dxa" w:w="50"/>
-                    <w:right w:type="dxa" w:w="80"/>
-                  </w:tcMar>
-                  <w:vAlign w:val="center"/>
-                </w:tcPr>
-                <w:p>
-                  <w:pPr>
-                    <w:spacing w:after="80" w:before="0"/>
-                    <w:jc w:val="center"/>
-                  </w:pPr>
-                  <w:r>
-                    <w:rPr>
-                      <w:rFonts w:ascii="맑은 고딕" w:cs="맑은 고딕" w:eastAsia="맑은 고딕" w:hAnsi="맑은 고딕"/>
-                      <w:b w:val="false"/>
-                      <w:bCs w:val="false"/>
-                      <w:i w:val="false"/>
-                      <w:iCs w:val="false"/>
-                      <w:sz w:val="18"/>
-                      <w:szCs w:val="18"/>
-                    </w:rPr>
-                    <w:t xml:space="preserve">Intent v1</w:t>
-                  </w:r>
-                </w:p>
-              </w:tc>
-              <w:tc>
-                <w:tcPr>
-                  <w:tcW w:type="dxa" w:w="800"/>
-                  <w:tcBorders>
-                    <w:top w:val="single" w:color="BBBBBB" w:sz="1"/>
-                    <w:left w:val="single" w:color="BBBBBB" w:sz="1"/>
-                    <w:bottom w:val="single" w:color="BBBBBB" w:sz="1"/>
-                    <w:right w:val="single" w:color="BBBBBB" w:sz="1"/>
-                  </w:tcBorders>
-                  <w:tcMar>
-                    <w:top w:type="dxa" w:w="50"/>
-                    <w:left w:type="dxa" w:w="80"/>
-                    <w:bottom w:type="dxa" w:w="50"/>
-                    <w:right w:type="dxa" w:w="80"/>
-                  </w:tcMar>
-                  <w:vAlign w:val="center"/>
-                </w:tcPr>
-                <w:p>
-                  <w:pPr>
-                    <w:spacing w:after="80" w:before="0"/>
-                    <w:jc w:val="center"/>
-                  </w:pPr>
-                  <w:r>
-                    <w:rPr>
-                      <w:rFonts w:ascii="맑은 고딕" w:cs="맑은 고딕" w:eastAsia="맑은 고딕" w:hAnsi="맑은 고딕"/>
-                      <w:b w:val="false"/>
-                      <w:bCs w:val="false"/>
-                      <w:i w:val="false"/>
-                      <w:iCs w:val="false"/>
-                      <w:sz w:val="18"/>
-                      <w:szCs w:val="18"/>
-                    </w:rPr>
-                    <w:t xml:space="preserve">1,916건</w:t>
-                  </w:r>
-                </w:p>
-              </w:tc>
-              <w:tc>
-                <w:tcPr>
-                  <w:tcW w:type="dxa" w:w="700"/>
-                  <w:tcBorders>
-                    <w:top w:val="single" w:color="BBBBBB" w:sz="1"/>
-                    <w:left w:val="single" w:color="BBBBBB" w:sz="1"/>
-                    <w:bottom w:val="single" w:color="BBBBBB" w:sz="1"/>
-                    <w:right w:val="single" w:color="BBBBBB" w:sz="1"/>
-                  </w:tcBorders>
-                  <w:tcMar>
-                    <w:top w:type="dxa" w:w="50"/>
-                    <w:left w:type="dxa" w:w="80"/>
-                    <w:bottom w:type="dxa" w:w="50"/>
-                    <w:right w:type="dxa" w:w="80"/>
-                  </w:tcMar>
-                  <w:vAlign w:val="center"/>
-                </w:tcPr>
-                <w:p>
-                  <w:pPr>
-                    <w:spacing w:after="80" w:before="0"/>
-                    <w:jc w:val="center"/>
-                  </w:pPr>
-                  <w:r>
-                    <w:rPr>
-                      <w:rFonts w:ascii="맑은 고딕" w:cs="맑은 고딕" w:eastAsia="맑은 고딕" w:hAnsi="맑은 고딕"/>
-                      <w:b w:val="false"/>
-                      <w:bCs w:val="false"/>
-                      <w:i w:val="false"/>
-                      <w:iCs w:val="false"/>
-                      <w:sz w:val="18"/>
-                      <w:szCs w:val="18"/>
-                    </w:rPr>
-                    <w:t xml:space="preserve">JSONL</w:t>
-                  </w:r>
-                </w:p>
-              </w:tc>
-              <w:tc>
-                <w:tcPr>
-                  <w:tcW w:type="dxa" w:w="2400"/>
-                  <w:tcBorders>
-                    <w:top w:val="single" w:color="BBBBBB" w:sz="1"/>
-                    <w:left w:val="single" w:color="BBBBBB" w:sz="1"/>
-                    <w:bottom w:val="single" w:color="BBBBBB" w:sz="1"/>
-                    <w:right w:val="single" w:color="BBBBBB" w:sz="1"/>
-                  </w:tcBorders>
-                  <w:tcMar>
-                    <w:top w:type="dxa" w:w="50"/>
-                    <w:left w:type="dxa" w:w="80"/>
-                    <w:bottom w:type="dxa" w:w="50"/>
-                    <w:right w:type="dxa" w:w="80"/>
-                  </w:tcMar>
-                  <w:vAlign w:val="center"/>
-                </w:tcPr>
-                <w:p>
-                  <w:pPr>
-                    <w:spacing w:after="80" w:before="0"/>
-                    <w:jc w:val="center"/>
-                  </w:pPr>
-                  <w:r>
-                    <w:rPr>
-                      <w:rFonts w:ascii="맑은 고딕" w:cs="맑은 고딕" w:eastAsia="맑은 고딕" w:hAnsi="맑은 고딕"/>
-                      <w:b w:val="false"/>
-                      <w:bCs w:val="false"/>
-                      <w:i w:val="false"/>
-                      <w:iCs w:val="false"/>
-                      <w:sz w:val="18"/>
-                      <w:szCs w:val="18"/>
-                    </w:rPr>
-                    <w:t xml:space="preserve">의도 분류 모델 학습</w:t>
                   </w:r>
                 </w:p>
               </w:tc>
@@ -2384,7 +2202,7 @@
                       <w:sz w:val="18"/>
                       <w:szCs w:val="18"/>
                     </w:rPr>
-                    <w:t xml:space="preserve">진승언</w:t>
+                    <w:t xml:space="preserve">신지용</w:t>
                   </w:r>
                 </w:p>
               </w:tc>
@@ -2456,7 +2274,7 @@
                       <w:sz w:val="18"/>
                       <w:szCs w:val="18"/>
                     </w:rPr>
-                    <w:t xml:space="preserve">1,262건</w:t>
+                    <w:t xml:space="preserve">1,500건</w:t>
                   </w:r>
                 </w:p>
               </w:tc>
@@ -2566,7 +2384,7 @@
                       <w:sz w:val="18"/>
                       <w:szCs w:val="18"/>
                     </w:rPr>
-                    <w:t xml:space="preserve">진승언</w:t>
+                    <w:t xml:space="preserve">신지용</w:t>
                   </w:r>
                 </w:p>
               </w:tc>
@@ -2638,7 +2456,7 @@
                       <w:sz w:val="18"/>
                       <w:szCs w:val="18"/>
                     </w:rPr>
-                    <w:t xml:space="preserve">1,203건</w:t>
+                    <w:t xml:space="preserve">1,000건</w:t>
                   </w:r>
                 </w:p>
               </w:tc>
@@ -2748,7 +2566,7 @@
                       <w:sz w:val="18"/>
                       <w:szCs w:val="18"/>
                     </w:rPr>
-                    <w:t xml:space="preserve">진승언</w:t>
+                    <w:t xml:space="preserve">신지용</w:t>
                   </w:r>
                 </w:p>
               </w:tc>
